--- a/docs/legal-review/팀킥_약관_처리방침_검토요청_2026-09-25.docx
+++ b/docs/legal-review/팀킥_약관_처리방침_검토요청_2026-09-25.docx
@@ -637,7 +637,7 @@
           <w:b w:val="false"/>
           <w:bCs w:val="false"/>
         </w:rPr>
-        <w:t xml:space="preserve">: 아래 초안이 개인정보 보호법·정보통신망법·약관규제법 등에 맞는지, 빠지거나 고쳐야 할 부분이 있는지 검토를 부탁드립니다. 2장에 실제 처리 현황을, 5장에 특히 확인이 필요한 질문을 정리했습니다. 이 문서의 사실관계는 현재 운영 중인 코드 기준입니다.</w:t>
+        <w:t xml:space="preserve">: 아래 초안이 개인정보 보호법·정보통신망법·약관규제법 등에 맞는지, 빠지거나 고쳐야 할 부분이 있는지 검토를 부탁드립니다. 2장에 실제 처리 현황을, 5장에 특히 확인이 필요한 질문 16개를 정리했습니다. 이 문서의 사실관계는 현재 운영 중인 코드 기준입니다.</w:t>
       </w:r>
     </w:p>
     <w:p>
@@ -3121,7 +3121,7 @@
           <w:b w:val="false"/>
           <w:bCs w:val="false"/>
         </w:rPr>
-        <w:t xml:space="preserve">: 주민등록번호, 결제 정보, 전화번호, 이용자 위치, 소셜 사업자의 이메일·나이대·성별·생일·프로필 사진. 경기 장소의 주소·좌표는 구장 정보입니다.</w:t>
+        <w:t xml:space="preserve">: 주민등록번호, 결제 정보, 전화번호, 이용자 위치, 소셜 사업자의 이메일·나이대·성별·생일. 구글은 이름과 프로필 사진을 한 묶음(profile 범위)으로만 주므로 구글 로그인 화면에 '이름 및 프로필 사진'이 표시되지만, 서비스는 이름만 저장하고 사진은 저장하지 않습니다(질문 16). 경기 장소의 주소·좌표는 구장 정보입니다.</w:t>
       </w:r>
     </w:p>
     <w:p>
@@ -4950,6 +4950,40 @@
     </w:p>
     <w:p>
       <w:pPr>
+        <w:pStyle w:val="ListParagraph"/>
+        <w:numPr>
+          <w:ilvl w:val="0"/>
+          <w:numId w:val="3"/>
+        </w:numPr>
+        <w:spacing w:after="120" w:line="320"/>
+      </w:pPr>
+      <w:r>
+        <w:rPr>
+          <w:rFonts w:ascii="Malgun Gothic" w:cs="Malgun Gothic" w:eastAsia="Malgun Gothic" w:hAnsi="Malgun Gothic"/>
+          <w:b w:val="false"/>
+          <w:bCs w:val="false"/>
+        </w:rPr>
+        <w:t xml:space="preserve"/>
+      </w:r>
+      <w:r>
+        <w:rPr>
+          <w:rFonts w:ascii="Malgun Gothic" w:cs="Malgun Gothic" w:eastAsia="Malgun Gothic" w:hAnsi="Malgun Gothic"/>
+          <w:b/>
+          <w:bCs/>
+        </w:rPr>
+        <w:t xml:space="preserve">구글 프로필 사진</w:t>
+      </w:r>
+      <w:r>
+        <w:rPr>
+          <w:rFonts w:ascii="Malgun Gothic" w:cs="Malgun Gothic" w:eastAsia="Malgun Gothic" w:hAnsi="Malgun Gothic"/>
+          <w:b w:val="false"/>
+          <w:bCs w:val="false"/>
+        </w:rPr>
+        <w:t xml:space="preserve">: 구글은 이름만 따로 주지 않아 '이름 및 프로필 사진' 동의 화면이 뜹니다. 서비스는 사진을 저장하지 않습니다. 처리방침 1항처럼 '받지만 저장하지 않는다'고 적는 것으로 충분한가요, 아니면 이름 없이 식별자만 받는 방식(이름은 가입 후 직접 입력)으로 바꿔야 하나요?</w:t>
+      </w:r>
+    </w:p>
+    <w:p>
+      <w:pPr>
         <w:pStyle w:val="Heading1"/>
         <w:spacing w:after="160" w:before="360"/>
       </w:pPr>
@@ -5029,7 +5063,7 @@
           <w:b w:val="false"/>
           <w:bCs w:val="false"/>
         </w:rPr>
-        <w:t xml:space="preserve">안내: '카카오에서 받는 것은 회원 식별자와 이름(닉네임)뿐이에요. 만 14세 미만은 가입할 수 없어요.'</w:t>
+        <w:t xml:space="preserve">안내: '팀킥이 저장하는 것은 카카오 회원 식별자와 이름(닉네임)뿐이에요. 만 14세 미만은 가입할 수 없어요.'</w:t>
       </w:r>
     </w:p>
     <w:p>
@@ -5547,7 +5581,7 @@
           <w:b w:val="false"/>
           <w:bCs w:val="false"/>
         </w:rPr>
-        <w:t xml:space="preserve">구글·네이버·카카오 로그인으로 가입할 때: 해당 사업자가 주는 </w:t>
+        <w:t xml:space="preserve">구글·네이버·카카오 로그인으로 가입할 때: 해당 사업자가 주는 정보 중 </w:t>
       </w:r>
       <w:r>
         <w:rPr>
@@ -5563,7 +5597,7 @@
           <w:b w:val="false"/>
           <w:bCs w:val="false"/>
         </w:rPr>
-        <w:t xml:space="preserve">만 받습니다. 이메일·비밀번호·나이대·성별·생일·휴대전화번호·프로필 사진은 받지도, 저장하지도 않습니다. 목적은 로그인과 본인 확인입니다.</w:t>
+        <w:t xml:space="preserve">만 저장합니다. 이메일·비밀번호·나이대·성별·생일·휴대전화번호는 받지도, 저장하지도 않습니다. 구글은 이름과 프로필 사진을 한 묶음으로 보내 주므로 구글 로그인 화면에 '프로필 사진'이 함께 표시되지만, 서비스는 사진을 저장하지 않습니다. 목적은 로그인과 본인 확인입니다.</w:t>
       </w:r>
     </w:p>
     <w:p>
@@ -6149,7 +6183,20 @@
           <w:b w:val="false"/>
           <w:bCs w:val="false"/>
         </w:rPr>
-        <w:t xml:space="preserve">네이버 로그인: 네이버 — 로그인할 때만 연결되며 개인정보를 보내지 않습니다 위탁 업체가 바뀌면 이 문서를 고쳐 알립니다.</w:t>
+        <w:t xml:space="preserve">네이버 로그인: 네이버 — 로그인할 때만 연결되며 개인정보를 보내지 않습니다</w:t>
+      </w:r>
+    </w:p>
+    <w:p>
+      <w:pPr>
+        <w:spacing w:after="120" w:line="320"/>
+      </w:pPr>
+      <w:r>
+        <w:rPr>
+          <w:rFonts w:ascii="Malgun Gothic" w:cs="Malgun Gothic" w:eastAsia="Malgun Gothic" w:hAnsi="Malgun Gothic"/>
+          <w:b w:val="false"/>
+          <w:bCs w:val="false"/>
+        </w:rPr>
+        <w:t xml:space="preserve">위탁 업체가 바뀌면 이 문서를 고쳐 알립니다.</w:t>
       </w:r>
     </w:p>
     <w:p>
@@ -6607,7 +6654,20 @@
           <w:b w:val="false"/>
           <w:bCs w:val="false"/>
         </w:rPr>
-        <w:t xml:space="preserve">연락처: jyp7296@naver.com 「개인정보 보호법」 제31조에 따라 소상공인은 보호책임자를 별도로 지정하지 않을 수 있으며, 이 경우 사업주가 보호책임자가 됩니다.</w:t>
+        <w:t xml:space="preserve">연락처: jyp7296@naver.com</w:t>
+      </w:r>
+    </w:p>
+    <w:p>
+      <w:pPr>
+        <w:spacing w:after="120" w:line="320"/>
+      </w:pPr>
+      <w:r>
+        <w:rPr>
+          <w:rFonts w:ascii="Malgun Gothic" w:cs="Malgun Gothic" w:eastAsia="Malgun Gothic" w:hAnsi="Malgun Gothic"/>
+          <w:b w:val="false"/>
+          <w:bCs w:val="false"/>
+        </w:rPr>
+        <w:t xml:space="preserve">「개인정보 보호법」 제31조에 따라 소상공인은 보호책임자를 별도로 지정하지 않을 수 있으며, 이 경우 사업주가 보호책임자가 됩니다.</w:t>
       </w:r>
     </w:p>
     <w:p>
